--- a/docs/outreach/code4lib-journal/article.docx
+++ b/docs/outreach/code4lib-journal/article.docx
@@ -32,7 +32,13 @@
         <w:t xml:space="preserve"> </w:t>
       </w:r>
       <w:r>
-        <w:t xml:space="preserve">Word count ≈ 4,400 (journal guidance: 1,500–5,000).</w:t>
+        <w:t xml:space="preserve">Revised 2026-08-10 after author review (tracked changes + 9 comments</w:t>
+      </w:r>
+      <w:r>
+        <w:t xml:space="preserve"> </w:t>
+      </w:r>
+      <w:r>
+        <w:t xml:space="preserve">merged). Word count ≈ 4,500 (journal guidance: 1,500–5,000).</w:t>
       </w:r>
     </w:p>
     <w:p>
@@ -68,7 +74,7 @@
         <w:t xml:space="preserve"> </w:t>
       </w:r>
       <w:r>
-        <w:t xml:space="preserve">artwork from seven museums: the Art Institute of Chicago, the</w:t>
+        <w:t xml:space="preserve">artwork from seven institutions: the Art Institute of Chicago, the</w:t>
       </w:r>
       <w:r>
         <w:t xml:space="preserve"> </w:t>
@@ -206,7 +212,7 @@
         <w:t xml:space="preserve"> </w:t>
       </w:r>
       <w:r>
-        <w:t xml:space="preserve">far edge of their audience — with affection, from their smallest</w:t>
+        <w:t xml:space="preserve">far edge of their audience, with affection, from their smallest</w:t>
       </w:r>
       <w:r>
         <w:t xml:space="preserve"> </w:t>
@@ -226,67 +232,91 @@
         <w:t xml:space="preserve"> </w:t>
       </w:r>
       <w:r>
-        <w:t xml:space="preserve">hardware is a Waveshare ESP32-P4 development board — $39.99 retail as</w:t>
-      </w:r>
-      <w:r>
-        <w:t xml:space="preserve"> </w:t>
-      </w:r>
-      <w:r>
-        <w:t xml:space="preserve">of August 2026; add a microSD card and any USB-C power source and the</w:t>
-      </w:r>
-      <w:r>
-        <w:t xml:space="preserve"> </w:t>
-      </w:r>
-      <w:r>
-        <w:t xml:space="preserve">whole build stays under $60. The ESP32-P4 is a dual-core 400 MHz</w:t>
-      </w:r>
-      <w:r>
-        <w:t xml:space="preserve"> </w:t>
-      </w:r>
-      <w:r>
-        <w:t xml:space="preserve">RISC-V microcontroller: no operating system beyond FreeRTOS, no</w:t>
-      </w:r>
-      <w:r>
-        <w:t xml:space="preserve"> </w:t>
-      </w:r>
-      <w:r>
-        <w:t xml:space="preserve">browser stack, 32 MB of PSRAM plus about 768 KB of internal SRAM, a</w:t>
-      </w:r>
-      <w:r>
-        <w:t xml:space="preserve"> </w:t>
-      </w:r>
-      <w:r>
-        <w:t xml:space="preserve">hardware JPEG decoder, and Wi-Fi via a companion chip. The board</w:t>
-      </w:r>
-      <w:r>
-        <w:t xml:space="preserve"> </w:t>
-      </w:r>
-      <w:r>
-        <w:t xml:space="preserve">carries a 4-inch, 720×720 IPS touchscreen. The firmware is C on</w:t>
-      </w:r>
-      <w:r>
-        <w:t xml:space="preserve"> </w:t>
-      </w:r>
-      <w:r>
-        <w:t xml:space="preserve">ESP-IDF. p3a began as a pixel-art player — it plays animations from</w:t>
-      </w:r>
-      <w:r>
-        <w:t xml:space="preserve"> </w:t>
-      </w:r>
-      <w:r>
-        <w:t xml:space="preserve">Giphy and Klipy, artworks from Makapix Club (a pixel-art community I</w:t>
-      </w:r>
-      <w:r>
-        <w:t xml:space="preserve"> </w:t>
-      </w:r>
-      <w:r>
-        <w:t xml:space="preserve">also run), and files from its SD card — and the museum feature grew</w:t>
-      </w:r>
-      <w:r>
-        <w:t xml:space="preserve"> </w:t>
-      </w:r>
-      <w:r>
-        <w:t xml:space="preserve">out of a search for more things worth putting on a good square screen.</w:t>
+        <w:t xml:space="preserve">hardware is a Waveshare ESP32-P4 development board called</w:t>
+      </w:r>
+      <w:r>
+        <w:t xml:space="preserve"> </w:t>
+      </w:r>
+      <w:r>
+        <w:t xml:space="preserve">ESP32-P4-WIFI6-Touch-LCD-4B, which retails at the manufacturer’s</w:t>
+      </w:r>
+      <w:r>
+        <w:t xml:space="preserve"> </w:t>
+      </w:r>
+      <w:r>
+        <w:t xml:space="preserve">website for $39.99 as of August 2026. Add a modest microSD card, USB-C</w:t>
+      </w:r>
+      <w:r>
+        <w:t xml:space="preserve"> </w:t>
+      </w:r>
+      <w:r>
+        <w:t xml:space="preserve">power source and cable, and the whole build should stay under $70. The</w:t>
+      </w:r>
+      <w:r>
+        <w:t xml:space="preserve"> </w:t>
+      </w:r>
+      <w:r>
+        <w:t xml:space="preserve">ESP32-P4 is a dual-core 400 MHz RISC-V microcontroller. It has no</w:t>
+      </w:r>
+      <w:r>
+        <w:t xml:space="preserve"> </w:t>
+      </w:r>
+      <w:r>
+        <w:t xml:space="preserve">operating system beyond FreeRTOS and no browser stack. It enjoys 32 MB</w:t>
+      </w:r>
+      <w:r>
+        <w:t xml:space="preserve"> </w:t>
+      </w:r>
+      <w:r>
+        <w:t xml:space="preserve">of PSRAM plus about 768 KB of internal SRAM, a limited hardware JPEG</w:t>
+      </w:r>
+      <w:r>
+        <w:t xml:space="preserve"> </w:t>
+      </w:r>
+      <w:r>
+        <w:t xml:space="preserve">decoder (§3), and Wi-Fi version 6 via a companion ESP32-C6 chip. The</w:t>
+      </w:r>
+      <w:r>
+        <w:t xml:space="preserve"> </w:t>
+      </w:r>
+      <w:r>
+        <w:t xml:space="preserve">board carries a 4-inch, 24-bit, 720×720 IPS capacitive touchscreen.</w:t>
+      </w:r>
+      <w:r>
+        <w:t xml:space="preserve"> </w:t>
+      </w:r>
+      <w:r>
+        <w:t xml:space="preserve">The firmware is C on ESP-IDF. p3a began as a pixel-art player and</w:t>
+      </w:r>
+      <w:r>
+        <w:t xml:space="preserve"> </w:t>
+      </w:r>
+      <w:r>
+        <w:t xml:space="preserve">plays animations from Giphy and Klipy, artworks from Makapix Club (an</w:t>
+      </w:r>
+      <w:r>
+        <w:t xml:space="preserve"> </w:t>
+      </w:r>
+      <w:r>
+        <w:t xml:space="preserve">open-source pixel-art community I also run), and files from its SD</w:t>
+      </w:r>
+      <w:r>
+        <w:t xml:space="preserve"> </w:t>
+      </w:r>
+      <w:r>
+        <w:t xml:space="preserve">card. The museum feature grew out of a search for more things worth</w:t>
+      </w:r>
+      <w:r>
+        <w:t xml:space="preserve"> </w:t>
+      </w:r>
+      <w:r>
+        <w:t xml:space="preserve">putting on a good square screen that sits next to you on your desk or</w:t>
+      </w:r>
+      <w:r>
+        <w:t xml:space="preserve"> </w:t>
+      </w:r>
+      <w:r>
+        <w:t xml:space="preserve">shelf.</w:t>
       </w:r>
     </w:p>
     <w:p>
@@ -300,19 +330,19 @@
         <w:t xml:space="preserve"> </w:t>
       </w:r>
       <w:r>
-        <w:t xml:space="preserve">story: p3a is developed end-to-end with LLM assistance — first with a</w:t>
-      </w:r>
-      <w:r>
-        <w:t xml:space="preserve"> </w:t>
-      </w:r>
-      <w:r>
-        <w:t xml:space="preserve">variety of models (including Anthropic’s) inside the Cursor IDE, later</w:t>
-      </w:r>
-      <w:r>
-        <w:t xml:space="preserve"> </w:t>
-      </w:r>
-      <w:r>
-        <w:t xml:space="preserve">with Claude Code, generally running the newest Opus-class model</w:t>
+        <w:t xml:space="preserve">story: p3a is developed end-to-end with LLM assistance: first with a</w:t>
+      </w:r>
+      <w:r>
+        <w:t xml:space="preserve"> </w:t>
+      </w:r>
+      <w:r>
+        <w:t xml:space="preserve">variety of models (but mostly Anthropic’s) inside the Cursor IDE,</w:t>
+      </w:r>
+      <w:r>
+        <w:t xml:space="preserve"> </w:t>
+      </w:r>
+      <w:r>
+        <w:t xml:space="preserve">later with Claude Code generally running the newest Opus-class model</w:t>
       </w:r>
       <w:r>
         <w:t xml:space="preserve"> </w:t>
@@ -356,19 +386,25 @@
         <w:t xml:space="preserve"> </w:t>
       </w:r>
       <w:r>
-        <w:t xml:space="preserve">article. Integrating one museum’s images usually means reverse-</w:t>
-      </w:r>
-      <w:r>
-        <w:t xml:space="preserve"> </w:t>
-      </w:r>
-      <w:r>
-        <w:t xml:space="preserve">engineering one museum’s image infrastructure; IIIF meant that</w:t>
-      </w:r>
-      <w:r>
-        <w:t xml:space="preserve"> </w:t>
-      </w:r>
-      <w:r>
-        <w:t xml:space="preserve">“integrate seven museums’ images”</w:t>
+        <w:t xml:space="preserve">article. Integrating one museum’s images usually means integrating</w:t>
+      </w:r>
+      <w:r>
+        <w:t xml:space="preserve"> </w:t>
+      </w:r>
+      <w:r>
+        <w:t xml:space="preserve">with one museum’s image infrastructure; IIIF meant that</w:t>
+      </w:r>
+      <w:r>
+        <w:t xml:space="preserve"> </w:t>
+      </w:r>
+      <w:r>
+        <w:t xml:space="preserve">“integrate</w:t>
+      </w:r>
+      <w:r>
+        <w:t xml:space="preserve"> </w:t>
+      </w:r>
+      <w:r>
+        <w:t xml:space="preserve">seven museums’ images”</w:t>
       </w:r>
       <w:r>
         <w:t xml:space="preserve"> </w:t>
@@ -390,31 +426,31 @@
         <w:t xml:space="preserve"> </w:t>
       </w:r>
       <w:r>
-        <w:t xml:space="preserve">engineering task. But only</w:t>
-      </w:r>
-      <w:r>
-        <w:t xml:space="preserve"> </w:t>
-      </w:r>
-      <w:r>
-        <w:t xml:space="preserve">for the images. Above the pixels — finding artworks, browsing</w:t>
-      </w:r>
-      <w:r>
-        <w:t xml:space="preserve"> </w:t>
-      </w:r>
-      <w:r>
-        <w:t xml:space="preserve">collections, paginating — no such layer exists in practice, and each</w:t>
-      </w:r>
-      <w:r>
-        <w:t xml:space="preserve"> </w:t>
-      </w:r>
-      <w:r>
-        <w:t xml:space="preserve">museum cost a separate adapter. One URL template, seven discovery</w:t>
-      </w:r>
-      <w:r>
-        <w:t xml:space="preserve"> </w:t>
-      </w:r>
-      <w:r>
-        <w:t xml:space="preserve">layers. The rest of this article walks both halves of that sentence.</w:t>
+        <w:t xml:space="preserve">engineering task. But only for the</w:t>
+      </w:r>
+      <w:r>
+        <w:t xml:space="preserve"> </w:t>
+      </w:r>
+      <w:r>
+        <w:t xml:space="preserve">images. Above the pixels — finding artworks, browsing collections,</w:t>
+      </w:r>
+      <w:r>
+        <w:t xml:space="preserve"> </w:t>
+      </w:r>
+      <w:r>
+        <w:t xml:space="preserve">paginating — no such layer exists in practice, and each museum cost a</w:t>
+      </w:r>
+      <w:r>
+        <w:t xml:space="preserve"> </w:t>
+      </w:r>
+      <w:r>
+        <w:t xml:space="preserve">separate adapter. One URL template, seven discovery layers. The rest</w:t>
+      </w:r>
+      <w:r>
+        <w:t xml:space="preserve"> </w:t>
+      </w:r>
+      <w:r>
+        <w:t xml:space="preserve">of this article walks the two halves of that sentence.</w:t>
       </w:r>
     </w:p>
     <w:p>
@@ -563,13 +599,13 @@
       </w:r>
     </w:p>
     <w:bookmarkEnd w:id="12"/>
-    <w:bookmarkStart w:id="13" w:name="what-the-client-needs"/>
+    <w:bookmarkStart w:id="13" w:name="what-the-client-needed"/>
     <w:p>
       <w:pPr>
         <w:pStyle w:val="Heading2"/>
       </w:pPr>
       <w:r>
-        <w:t xml:space="preserve">2. What the client needs</w:t>
+        <w:t xml:space="preserve">2. What the client needed</w:t>
       </w:r>
     </w:p>
     <w:p>
@@ -577,7 +613,7 @@
         <w:pStyle w:val="FirstParagraph"/>
       </w:pPr>
       <w:r>
-        <w:t xml:space="preserve">p3a’s unit of playback is a</w:t>
+        <w:t xml:space="preserve">p3a’s abstraction for a source of artworks is the</w:t>
       </w:r>
       <w:r>
         <w:t xml:space="preserve"> </w:t>
@@ -590,19 +626,25 @@
         <w:t xml:space="preserve">channel</w:t>
       </w:r>
       <w:r>
-        <w:t xml:space="preserve">: a saved selection like</w:t>
-      </w:r>
-      <w:r>
-        <w:t xml:space="preserve"> </w:t>
-      </w:r>
-      <w:r>
-        <w:t xml:space="preserve">“Art</w:t>
-      </w:r>
-      <w:r>
-        <w:t xml:space="preserve"> </w:t>
-      </w:r>
-      <w:r>
-        <w:t xml:space="preserve">Institute of Chicago → Departments → Modern and Contemporary Art”</w:t>
+        <w:t xml:space="preserve">. For</w:t>
+      </w:r>
+      <w:r>
+        <w:t xml:space="preserve"> </w:t>
+      </w:r>
+      <w:r>
+        <w:t xml:space="preserve">example, a channel can be a saved selection like</w:t>
+      </w:r>
+      <w:r>
+        <w:t xml:space="preserve"> </w:t>
+      </w:r>
+      <w:r>
+        <w:t xml:space="preserve">“Art Institute of</w:t>
+      </w:r>
+      <w:r>
+        <w:t xml:space="preserve"> </w:t>
+      </w:r>
+      <w:r>
+        <w:t xml:space="preserve">Chicago → Departments → Modern and Contemporary Art”</w:t>
       </w:r>
       <w:r>
         <w:t xml:space="preserve"> </w:t>
@@ -614,7 +656,13 @@
         <w:t xml:space="preserve"> </w:t>
       </w:r>
       <w:r>
-        <w:t xml:space="preserve">“Rijksmuseum → the curated set</w:t>
+        <w:t xml:space="preserve">“Rijksmuseum →</w:t>
+      </w:r>
+      <w:r>
+        <w:t xml:space="preserve"> </w:t>
+      </w:r>
+      <w:r>
+        <w:t xml:space="preserve">the curated set</w:t>
       </w:r>
       <w:r>
         <w:t xml:space="preserve"> </w:t>
@@ -630,37 +678,67 @@
         <w:t xml:space="preserve">”</w:t>
       </w:r>
       <w:r>
-        <w:t xml:space="preserve">. A user assembles channels</w:t>
-      </w:r>
-      <w:r>
-        <w:t xml:space="preserve"> </w:t>
-      </w:r>
-      <w:r>
-        <w:t xml:space="preserve">in a small web app the device itself serves to a phone or laptop on</w:t>
-      </w:r>
-      <w:r>
-        <w:t xml:space="preserve"> </w:t>
-      </w:r>
-      <w:r>
-        <w:t xml:space="preserve">the same network; the firmware then keeps each channel stocked — it</w:t>
-      </w:r>
-      <w:r>
-        <w:t xml:space="preserve"> </w:t>
-      </w:r>
-      <w:r>
-        <w:t xml:space="preserve">periodically refreshes the artwork listing (every four days by</w:t>
-      </w:r>
-      <w:r>
-        <w:t xml:space="preserve"> </w:t>
-      </w:r>
-      <w:r>
-        <w:t xml:space="preserve">default), downloads images to a per-museum cache on the SD card</w:t>
-      </w:r>
-      <w:r>
-        <w:t xml:space="preserve"> </w:t>
-      </w:r>
-      <w:r>
-        <w:t xml:space="preserve">(1,024 artworks per channel by default), and rotates them on screen.</w:t>
+        <w:t xml:space="preserve">. A channel for p3a is a list of artworks</w:t>
+      </w:r>
+      <w:r>
+        <w:t xml:space="preserve"> </w:t>
+      </w:r>
+      <w:r>
+        <w:t xml:space="preserve">assumed to be very large, too large to obtain all at once. A user</w:t>
+      </w:r>
+      <w:r>
+        <w:t xml:space="preserve"> </w:t>
+      </w:r>
+      <w:r>
+        <w:t xml:space="preserve">assembles channels in a small web app the device itself serves to a</w:t>
+      </w:r>
+      <w:r>
+        <w:t xml:space="preserve"> </w:t>
+      </w:r>
+      <w:r>
+        <w:t xml:space="preserve">phone or laptop on the same wi-fi network. p3a can mix and match</w:t>
+      </w:r>
+      <w:r>
+        <w:t xml:space="preserve"> </w:t>
+      </w:r>
+      <w:r>
+        <w:t xml:space="preserve">channels at different ratios of airtime. The firmware then keeps each</w:t>
+      </w:r>
+      <w:r>
+        <w:t xml:space="preserve"> </w:t>
+      </w:r>
+      <w:r>
+        <w:t xml:space="preserve">channel stocked and periodically refreshes its listing every four days</w:t>
+      </w:r>
+      <w:r>
+        <w:t xml:space="preserve"> </w:t>
+      </w:r>
+      <w:r>
+        <w:t xml:space="preserve">by default. As soon as listings have been obtained, p3a begins</w:t>
+      </w:r>
+      <w:r>
+        <w:t xml:space="preserve"> </w:t>
+      </w:r>
+      <w:r>
+        <w:t xml:space="preserve">downloading images to a cache on the microSD card (1,024 artworks per</w:t>
+      </w:r>
+      <w:r>
+        <w:t xml:space="preserve"> </w:t>
+      </w:r>
+      <w:r>
+        <w:t xml:space="preserve">channel by default) and rotates them on screen. Each artwork is</w:t>
+      </w:r>
+      <w:r>
+        <w:t xml:space="preserve"> </w:t>
+      </w:r>
+      <w:r>
+        <w:t xml:space="preserve">displayed for 30 seconds by default. All these defaults can be</w:t>
+      </w:r>
+      <w:r>
+        <w:t xml:space="preserve"> </w:t>
+      </w:r>
+      <w:r>
+        <w:t xml:space="preserve">configured.</w:t>
       </w:r>
     </w:p>
     <w:p>
@@ -693,10 +771,7 @@
         <w:t xml:space="preserve">List collections</w:t>
       </w:r>
       <w:r>
-        <w:t xml:space="preserve"> </w:t>
-      </w:r>
-      <w:r>
-        <w:t xml:space="preserve">— whatever the museum’s own vocabulary of</w:t>
+        <w:t xml:space="preserve">: whatever the museum’s own vocabulary of</w:t>
       </w:r>
       <w:r>
         <w:t xml:space="preserve"> </w:t>
@@ -741,10 +816,7 @@
         <w:t xml:space="preserve">offset</w:t>
       </w:r>
       <w:r>
-        <w:t xml:space="preserve"> </w:t>
-      </w:r>
-      <w:r>
-        <w:t xml:space="preserve">—</w:t>
+        <w:t xml:space="preserve">:</w:t>
       </w:r>
       <w:r>
         <w:t xml:space="preserve"> </w:t>
@@ -812,10 +884,7 @@
         <w:t xml:space="preserve">Yield an image identifier inline</w:t>
       </w:r>
       <w:r>
-        <w:t xml:space="preserve"> </w:t>
-      </w:r>
-      <w:r>
-        <w:t xml:space="preserve">— each listing record must</w:t>
+        <w:t xml:space="preserve">: each listing record must</w:t>
       </w:r>
       <w:r>
         <w:t xml:space="preserve"> </w:t>
@@ -835,55 +904,92 @@
         <w:pStyle w:val="FirstParagraph"/>
       </w:pPr>
       <w:r>
-        <w:t xml:space="preserve">Notably absent: artwork metadata. p3a displays images full-bleed and</w:t>
-      </w:r>
-      <w:r>
-        <w:t xml:space="preserve"> </w:t>
-      </w:r>
-      <w:r>
-        <w:t xml:space="preserve">stores a 64-byte record per artwork (of which 48 bytes hold the image</w:t>
-      </w:r>
-      <w:r>
-        <w:t xml:space="preserve"> </w:t>
-      </w:r>
-      <w:r>
-        <w:t xml:space="preserve">key), so titles and artists are, with regret, mostly dispensable. This</w:t>
-      </w:r>
-      <w:r>
-        <w:t xml:space="preserve"> </w:t>
-      </w:r>
-      <w:r>
-        <w:t xml:space="preserve">austerity turns out to be analytically useful — it reduces</w:t>
-      </w:r>
-      <w:r>
-        <w:t xml:space="preserve"> </w:t>
-      </w:r>
-      <w:r>
-        <w:t xml:space="preserve">“can a</w:t>
-      </w:r>
-      <w:r>
-        <w:t xml:space="preserve"> </w:t>
-      </w:r>
-      <w:r>
-        <w:t xml:space="preserve">small client browse this museum?”</w:t>
-      </w:r>
-      <w:r>
-        <w:t xml:space="preserve"> </w:t>
-      </w:r>
-      <w:r>
-        <w:t xml:space="preserve">to the three primitives above,</w:t>
-      </w:r>
-      <w:r>
-        <w:t xml:space="preserve"> </w:t>
-      </w:r>
-      <w:r>
-        <w:t xml:space="preserve">making comparisons between museums, and between APIs and standards,</w:t>
-      </w:r>
-      <w:r>
-        <w:t xml:space="preserve"> </w:t>
-      </w:r>
-      <w:r>
-        <w:t xml:space="preserve">unusually crisp.</w:t>
+        <w:t xml:space="preserve">What about artwork metadata — titles, artists, dates? The device</w:t>
+      </w:r>
+      <w:r>
+        <w:t xml:space="preserve"> </w:t>
+      </w:r>
+      <w:r>
+        <w:t xml:space="preserve">stores none of it: its per-artwork record is 64 bytes, of which 48</w:t>
+      </w:r>
+      <w:r>
+        <w:t xml:space="preserve"> </w:t>
+      </w:r>
+      <w:r>
+        <w:t xml:space="preserve">hold the image key, and it displays images full-bleed. Metadata is</w:t>
+      </w:r>
+      <w:r>
+        <w:t xml:space="preserve"> </w:t>
+      </w:r>
+      <w:r>
+        <w:t xml:space="preserve">fetched on demand instead — when a viewer taps the info button in the</w:t>
+      </w:r>
+      <w:r>
+        <w:t xml:space="preserve"> </w:t>
+      </w:r>
+      <w:r>
+        <w:t xml:space="preserve">web app while an artwork is on screen, the</w:t>
+      </w:r>
+      <w:r>
+        <w:t xml:space="preserve"> </w:t>
+      </w:r>
+      <w:r>
+        <w:rPr>
+          <w:i/>
+          <w:iCs/>
+        </w:rPr>
+        <w:t xml:space="preserve">browser</w:t>
+      </w:r>
+      <w:r>
+        <w:t xml:space="preserve">, not the device,</w:t>
+      </w:r>
+      <w:r>
+        <w:t xml:space="preserve"> </w:t>
+      </w:r>
+      <w:r>
+        <w:t xml:space="preserve">queries the originating museum’s API for that artwork’s details. That</w:t>
+      </w:r>
+      <w:r>
+        <w:t xml:space="preserve"> </w:t>
+      </w:r>
+      <w:r>
+        <w:t xml:space="preserve">lookup is, once again, different for every museum; IIIF standardizes</w:t>
+      </w:r>
+      <w:r>
+        <w:t xml:space="preserve"> </w:t>
+      </w:r>
+      <w:r>
+        <w:t xml:space="preserve">none of it. For the device-side survey that follows, though, the</w:t>
+      </w:r>
+      <w:r>
+        <w:t xml:space="preserve"> </w:t>
+      </w:r>
+      <w:r>
+        <w:t xml:space="preserve">austerity is analytically useful — it reduces</w:t>
+      </w:r>
+      <w:r>
+        <w:t xml:space="preserve"> </w:t>
+      </w:r>
+      <w:r>
+        <w:t xml:space="preserve">“can a small client</w:t>
+      </w:r>
+      <w:r>
+        <w:t xml:space="preserve"> </w:t>
+      </w:r>
+      <w:r>
+        <w:t xml:space="preserve">browse this museum?”</w:t>
+      </w:r>
+      <w:r>
+        <w:t xml:space="preserve"> </w:t>
+      </w:r>
+      <w:r>
+        <w:t xml:space="preserve">to the three primitives above, making comparisons</w:t>
+      </w:r>
+      <w:r>
+        <w:t xml:space="preserve"> </w:t>
+      </w:r>
+      <w:r>
+        <w:t xml:space="preserve">between museums, and between APIs and standards, unusually crisp.</w:t>
       </w:r>
     </w:p>
     <w:bookmarkEnd w:id="13"/>
@@ -926,7 +1032,7 @@
         <w:pStyle w:val="BodyText"/>
       </w:pPr>
       <w:r>
-        <w:t xml:space="preserve">and streams the response to the SD card. That is the entire</w:t>
+        <w:t xml:space="preserve">and saves the response to the SD card. That is the entire</w:t>
       </w:r>
       <w:r>
         <w:t xml:space="preserve"> </w:t>
@@ -944,7 +1050,7 @@
         <w:t xml:space="preserve"> </w:t>
       </w:r>
       <w:r>
-        <w:t xml:space="preserve">JPEG [2]. It worked, unmodified, on all seven services — Chicago’s</w:t>
+        <w:t xml:space="preserve">JPEG [2]. It worked, unmodified, on all seven services: Chicago’s</w:t>
       </w:r>
       <w:r>
         <w:t xml:space="preserve"> </w:t>
@@ -980,13 +1086,13 @@
         <w:t xml:space="preserve"> </w:t>
       </w:r>
       <w:r>
-        <w:t xml:space="preserve">success story of a kind I have rarely encountered, and the people who</w:t>
-      </w:r>
-      <w:r>
-        <w:t xml:space="preserve"> </w:t>
-      </w:r>
-      <w:r>
-        <w:t xml:space="preserve">wrote and implemented the Image API deserve to hear it.</w:t>
+        <w:t xml:space="preserve">success story and the people who wrote and implemented the Image API</w:t>
+      </w:r>
+      <w:r>
+        <w:t xml:space="preserve"> </w:t>
+      </w:r>
+      <w:r>
+        <w:t xml:space="preserve">deserve to hear it.</w:t>
       </w:r>
     </w:p>
     <w:p>
@@ -1073,37 +1179,31 @@
         <w:t xml:space="preserve"> </w:t>
       </w:r>
       <w:r>
-        <w:t xml:space="preserve">is universally</w:t>
-      </w:r>
-      <w:r>
-        <w:t xml:space="preserve"> </w:t>
-      </w:r>
-      <w:r>
-        <w:t xml:space="preserve">honored, and skipping negotiation halves the request count. In</w:t>
-      </w:r>
-      <w:r>
-        <w:t xml:space="preserve"> </w:t>
-      </w:r>
-      <w:r>
-        <w:t xml:space="preserve">fourteen months of operation this shortcut has not misfired once —</w:t>
-      </w:r>
-      <w:r>
-        <w:t xml:space="preserve"> </w:t>
-      </w:r>
-      <w:r>
-        <w:t xml:space="preserve">at display resolution, request-time sizing appears to be simply</w:t>
-      </w:r>
-      <w:r>
-        <w:t xml:space="preserve"> </w:t>
-      </w:r>
-      <w:r>
-        <w:t xml:space="preserve">sufficient. (Where advertisement and reality diverge, they diverge in</w:t>
-      </w:r>
-      <w:r>
-        <w:t xml:space="preserve"> </w:t>
-      </w:r>
-      <w:r>
-        <w:t xml:space="preserve">the</w:t>
+        <w:t xml:space="preserve">has been found to be</w:t>
+      </w:r>
+      <w:r>
+        <w:t xml:space="preserve"> </w:t>
+      </w:r>
+      <w:r>
+        <w:t xml:space="preserve">universally honored, and skipping negotiation halves the request</w:t>
+      </w:r>
+      <w:r>
+        <w:t xml:space="preserve"> </w:t>
+      </w:r>
+      <w:r>
+        <w:t xml:space="preserve">count. In the three months since the feature shipped this shortcut has</w:t>
+      </w:r>
+      <w:r>
+        <w:t xml:space="preserve"> </w:t>
+      </w:r>
+      <w:r>
+        <w:t xml:space="preserve">not misfired once. Where advertisement and reality diverge, they</w:t>
+      </w:r>
+      <w:r>
+        <w:t xml:space="preserve"> </w:t>
+      </w:r>
+      <w:r>
+        <w:t xml:space="preserve">diverge in the</w:t>
       </w:r>
       <w:r>
         <w:t xml:space="preserve"> </w:t>
@@ -1119,7 +1219,7 @@
         <w:t xml:space="preserve"> </w:t>
       </w:r>
       <w:r>
-        <w:t xml:space="preserve">direction — see SMK, below.)</w:t>
+        <w:t xml:space="preserve">direction (see SMK, below).</w:t>
       </w:r>
     </w:p>
     <w:p>
@@ -1137,49 +1237,79 @@
         <w:t xml:space="preserve"> </w:t>
       </w:r>
       <w:r>
-        <w:t xml:space="preserve">The ESP32-P4 has a hardware JPEG decoder, and museum</w:t>
-      </w:r>
-      <w:r>
-        <w:t xml:space="preserve"> </w:t>
-      </w:r>
-      <w:r>
-        <w:t xml:space="preserve">IIIF servers serve JPEG far more reliably than WebP. (Honesty</w:t>
-      </w:r>
-      <w:r>
-        <w:t xml:space="preserve"> </w:t>
-      </w:r>
-      <w:r>
-        <w:t xml:space="preserve">requires a caveat: progressive JPEGs and certain dimension</w:t>
-      </w:r>
-      <w:r>
-        <w:t xml:space="preserve"> </w:t>
-      </w:r>
-      <w:r>
-        <w:t xml:space="preserve">combinations fall back to a software decoder, carefully fenced so a</w:t>
-      </w:r>
-      <w:r>
-        <w:t xml:space="preserve"> </w:t>
-      </w:r>
-      <w:r>
-        <w:t xml:space="preserve">corrupt file cannot crash the device.</w:t>
-      </w:r>
-      <w:r>
-        <w:t xml:space="preserve"> </w:t>
-      </w:r>
-      <w:r>
-        <w:t xml:space="preserve">“Hardware-decoded”</w:t>
-      </w:r>
-      <w:r>
-        <w:t xml:space="preserve"> </w:t>
-      </w:r>
-      <w:r>
-        <w:t xml:space="preserve">is the happy</w:t>
-      </w:r>
-      <w:r>
-        <w:t xml:space="preserve"> </w:t>
-      </w:r>
-      <w:r>
-        <w:t xml:space="preserve">path, not a guarantee.)</w:t>
+        <w:t xml:space="preserve">Museum IIIF servers serve JPEG far more reliably than</w:t>
+      </w:r>
+      <w:r>
+        <w:t xml:space="preserve"> </w:t>
+      </w:r>
+      <w:r>
+        <w:t xml:space="preserve">WebP, and the ESP32-P4 has a hardware JPEG decoder — with sharp</w:t>
+      </w:r>
+      <w:r>
+        <w:t xml:space="preserve"> </w:t>
+      </w:r>
+      <w:r>
+        <w:t xml:space="preserve">limits. It cannot decode progressive (SOF2) JPEGs at all; ESP-IDF</w:t>
+      </w:r>
+      <w:r>
+        <w:t xml:space="preserve"> </w:t>
+      </w:r>
+      <w:r>
+        <w:t xml:space="preserve">v5.5.1 additionally rejects any image whose pixel count is not a</w:t>
+      </w:r>
+      <w:r>
+        <w:t xml:space="preserve"> </w:t>
+      </w:r>
+      <w:r>
+        <w:t xml:space="preserve">multiple of 8 (which mostly bites artworks smaller than 720 px, since</w:t>
+      </w:r>
+      <w:r>
+        <w:t xml:space="preserve"> </w:t>
+      </w:r>
+      <w:r>
+        <w:t xml:space="preserve">a 720-pixel side always passes); and a decoded image can simply</w:t>
+      </w:r>
+      <w:r>
+        <w:t xml:space="preserve"> </w:t>
+      </w:r>
+      <w:r>
+        <w:t xml:space="preserve">exceed what PSRAM will hold. Everything the hardware rejects falls</w:t>
+      </w:r>
+      <w:r>
+        <w:t xml:space="preserve"> </w:t>
+      </w:r>
+      <w:r>
+        <w:t xml:space="preserve">back to a software decode via libjpeg-turbo, fenced so that a corrupt</w:t>
+      </w:r>
+      <w:r>
+        <w:t xml:space="preserve"> </w:t>
+      </w:r>
+      <w:r>
+        <w:t xml:space="preserve">file cannot crash the device. How the split falls depends on the</w:t>
+      </w:r>
+      <w:r>
+        <w:t xml:space="preserve"> </w:t>
+      </w:r>
+      <w:r>
+        <w:t xml:space="preserve">museum: in spot checks for this article, five of the seven served</w:t>
+      </w:r>
+      <w:r>
+        <w:t xml:space="preserve"> </w:t>
+      </w:r>
+      <w:r>
+        <w:t xml:space="preserve">baseline JPEG at this rendition — hardware territory — while the Art</w:t>
+      </w:r>
+      <w:r>
+        <w:t xml:space="preserve"> </w:t>
+      </w:r>
+      <w:r>
+        <w:t xml:space="preserve">Institute of Chicago and Harvard served progressive, so every image</w:t>
+      </w:r>
+      <w:r>
+        <w:t xml:space="preserve"> </w:t>
+      </w:r>
+      <w:r>
+        <w:t xml:space="preserve">from those two museums decodes in software.</w:t>
       </w:r>
     </w:p>
     <w:p>
@@ -1215,19 +1345,31 @@
         <w:t xml:space="preserve"> </w:t>
       </w:r>
       <w:r>
-        <w:t xml:space="preserve">a 16 MiB cap guards against surprises. A client with 32 MB of total</w:t>
-      </w:r>
-      <w:r>
-        <w:t xml:space="preserve"> </w:t>
-      </w:r>
-      <w:r>
-        <w:t xml:space="preserve">RAM does not get to</w:t>
-      </w:r>
-      <w:r>
-        <w:t xml:space="preserve"> </w:t>
-      </w:r>
-      <w:r>
-        <w:t xml:space="preserve">“just download the image and see”</w:t>
+        <w:t xml:space="preserve">a 16 MiB cap guards against a server that ignores the size request</w:t>
+      </w:r>
+      <w:r>
+        <w:t xml:space="preserve"> </w:t>
+      </w:r>
+      <w:r>
+        <w:t xml:space="preserve">and returns a full-resolution master, or any otherwise runaway</w:t>
+      </w:r>
+      <w:r>
+        <w:t xml:space="preserve"> </w:t>
+      </w:r>
+      <w:r>
+        <w:t xml:space="preserve">response. A client with 32 MB of total RAM does not get to</w:t>
+      </w:r>
+      <w:r>
+        <w:t xml:space="preserve"> </w:t>
+      </w:r>
+      <w:r>
+        <w:t xml:space="preserve">“just</w:t>
+      </w:r>
+      <w:r>
+        <w:t xml:space="preserve"> </w:t>
+      </w:r>
+      <w:r>
+        <w:t xml:space="preserve">download the image and see”</w:t>
       </w:r>
       <w:r>
         <w:t xml:space="preserve">.</w:t>
@@ -1248,13 +1390,13 @@
         <w:pStyle w:val="FirstParagraph"/>
       </w:pPr>
       <w:r>
-        <w:t xml:space="preserve">Above the Image API, each museum is its own country. The plainest</w:t>
-      </w:r>
-      <w:r>
-        <w:t xml:space="preserve"> </w:t>
-      </w:r>
-      <w:r>
-        <w:t xml:space="preserve">evidence is a line count of p3a’s per-museum adapters — each</w:t>
+        <w:t xml:space="preserve">Above the Image API, each museum is its own scenario. The plainest</w:t>
+      </w:r>
+      <w:r>
+        <w:t xml:space="preserve"> </w:t>
+      </w:r>
+      <w:r>
+        <w:t xml:space="preserve">evidence is the current line count of p3a’s per-museum adapters, each</w:t>
       </w:r>
       <w:r>
         <w:t xml:space="preserve"> </w:t>
@@ -1539,19 +1681,19 @@
         <w:t xml:space="preserve">same API”</w:t>
       </w:r>
       <w:r>
-        <w:t xml:space="preserve">. What follows are the exhibits I would show a visitor —</w:t>
-      </w:r>
-      <w:r>
-        <w:t xml:space="preserve"> </w:t>
-      </w:r>
-      <w:r>
-        <w:t xml:space="preserve">each one a real behavior a client must handle, none of them</w:t>
-      </w:r>
-      <w:r>
-        <w:t xml:space="preserve"> </w:t>
-      </w:r>
-      <w:r>
-        <w:t xml:space="preserve">documented failures, all of them observed politely from outside.</w:t>
+        <w:t xml:space="preserve">. What follows are the exhibits I would show a visitor: each</w:t>
+      </w:r>
+      <w:r>
+        <w:t xml:space="preserve"> </w:t>
+      </w:r>
+      <w:r>
+        <w:t xml:space="preserve">one a real behavior a client must handle, none of them documented</w:t>
+      </w:r>
+      <w:r>
+        <w:t xml:space="preserve"> </w:t>
+      </w:r>
+      <w:r>
+        <w:t xml:space="preserve">failures, all of them observed politely from outside.</w:t>
       </w:r>
     </w:p>
     <w:bookmarkStart w:id="15" w:name="Xdee24f45253f3388f08686ed94d2d25496f9bc3"/>
@@ -1568,25 +1710,25 @@
         <w:pStyle w:val="FirstParagraph"/>
       </w:pPr>
       <w:r>
-        <w:t xml:space="preserve">AIC’s is the best-documented museum API I have used, and the adapter</w:t>
-      </w:r>
-      <w:r>
-        <w:t xml:space="preserve"> </w:t>
-      </w:r>
-      <w:r>
-        <w:t xml:space="preserve">is still the longest. Two behaviors of its Elasticsearch-backed search</w:t>
-      </w:r>
-      <w:r>
-        <w:t xml:space="preserve"> </w:t>
-      </w:r>
-      <w:r>
-        <w:t xml:space="preserve">explain most of it. First, anonymous callers discover — empirically,</w:t>
-      </w:r>
-      <w:r>
-        <w:t xml:space="preserve"> </w:t>
-      </w:r>
-      <w:r>
-        <w:t xml:space="preserve">not from the documentation — that</w:t>
+        <w:t xml:space="preserve">AIC’s is the best-documented museum API I found, and the adapter is</w:t>
+      </w:r>
+      <w:r>
+        <w:t xml:space="preserve"> </w:t>
+      </w:r>
+      <w:r>
+        <w:t xml:space="preserve">still the longest. Two behaviors of its Elasticsearch-backed search</w:t>
+      </w:r>
+      <w:r>
+        <w:t xml:space="preserve"> </w:t>
+      </w:r>
+      <w:r>
+        <w:t xml:space="preserve">explain most of it. First, anonymous callers discover (empirically,</w:t>
+      </w:r>
+      <w:r>
+        <w:t xml:space="preserve"> </w:t>
+      </w:r>
+      <w:r>
+        <w:t xml:space="preserve">not from the documentation) that</w:t>
       </w:r>
       <w:r>
         <w:t xml:space="preserve"> </w:t>
@@ -1641,37 +1783,11 @@
         <w:t xml:space="preserve"> </w:t>
       </w:r>
       <w:r>
-        <w:t xml:space="preserve">HTTP 403 past roughly page ten, independent of the first limit. The</w:t>
-      </w:r>
-      <w:r>
-        <w:t xml:space="preserve"> </w:t>
-      </w:r>
-      <w:r>
-        <w:t xml:space="preserve">adapter treats a mid-walk 403 as a partial success: keep what was</w:t>
-      </w:r>
-      <w:r>
-        <w:t xml:space="preserve"> </w:t>
-      </w:r>
-      <w:r>
-        <w:t xml:space="preserve">merged, skip cache eviction (records that merely went unfetched must</w:t>
-      </w:r>
-      <w:r>
-        <w:t xml:space="preserve"> </w:t>
-      </w:r>
-      <w:r>
-        <w:t xml:space="preserve">not be mistaken for records the museum withdrew), retry no sooner</w:t>
-      </w:r>
-      <w:r>
-        <w:t xml:space="preserve"> </w:t>
-      </w:r>
-      <w:r>
-        <w:t xml:space="preserve">than the next scheduled refresh.</w:t>
-      </w:r>
-    </w:p>
-    <w:p>
-      <w:pPr>
-        <w:pStyle w:val="BodyText"/>
-      </w:pPr>
+        <w:t xml:space="preserve">HTTP 403 past roughly page ten, independent of the first limit.</w:t>
+      </w:r>
+      <w:r>
+        <w:t xml:space="preserve"> </w:t>
+      </w:r>
       <w:r>
         <w:t xml:space="preserve">Reaching</w:t>
       </w:r>
@@ -1689,7 +1805,7 @@
         <w:t xml:space="preserve"> </w:t>
       </w:r>
       <w:r>
-        <w:t xml:space="preserve">the wall took the adapter’s one genuinely creative</w:t>
+        <w:t xml:space="preserve">that wall took the adapter’s one genuinely creative</w:t>
       </w:r>
       <w:r>
         <w:t xml:space="preserve"> </w:t>
@@ -1776,7 +1892,7 @@
         <w:t xml:space="preserve"> </w:t>
       </w:r>
       <w:r>
-        <w:t xml:space="preserve">most 1,000 records — then pages within buckets, all below the cap.</w:t>
+        <w:t xml:space="preserve">most 1,000 records, then pages within buckets, all below the cap.</w:t>
       </w:r>
     </w:p>
     <w:p>
@@ -1837,7 +1953,7 @@
         <w:t xml:space="preserve"> </w:t>
       </w:r>
       <w:r>
-        <w:t xml:space="preserve">a museum’s search engine — around sixty-four buckets, recomputed at</w:t>
+        <w:t xml:space="preserve">a museum’s search engine: around sixty-four buckets, recomputed at</w:t>
       </w:r>
       <w:r>
         <w:t xml:space="preserve"> </w:t>
@@ -1849,7 +1965,7 @@
         <w:t xml:space="preserve"> </w:t>
       </w:r>
       <w:r>
-        <w:t xml:space="preserve">this code and slightly embarrassed that it needs to exist.</w:t>
+        <w:t xml:space="preserve">this code and slightly discontent that it needs to exist.</w:t>
       </w:r>
     </w:p>
     <w:bookmarkEnd w:id="15"/>
@@ -1873,7 +1989,7 @@
         <w:t xml:space="preserve"> </w:t>
       </w:r>
       <w:r>
-        <w:t xml:space="preserve">is itself standards-based — Linked Art documents, traversed as an</w:t>
+        <w:t xml:space="preserve">is itself standards-based: Linked Art documents, traversed as an</w:t>
       </w:r>
       <w:r>
         <w:t xml:space="preserve"> </w:t>
@@ -1960,19 +2076,7 @@
         <w:t xml:space="preserve"> </w:t>
       </w:r>
       <w:r>
-        <w:t xml:space="preserve">fetch (with a manual redirect dance: the id-resolver host answers</w:t>
-      </w:r>
-      <w:r>
-        <w:t xml:space="preserve"> </w:t>
-      </w:r>
-      <w:r>
-        <w:t xml:space="preserve">with a 303 that the embedded HTTP client, under its streaming read</w:t>
-      </w:r>
-      <w:r>
-        <w:t xml:space="preserve"> </w:t>
-      </w:r>
-      <w:r>
-        <w:t xml:space="preserve">pattern, refuses to follow on its own).</w:t>
+        <w:t xml:space="preserve">fetch.</w:t>
       </w:r>
     </w:p>
     <w:p>
@@ -2004,19 +2108,13 @@
         <w:t xml:space="preserve"> </w:t>
       </w:r>
       <w:r>
-        <w:t xml:space="preserve">tombstoned and skipped forever — until a future refresh re-lists the</w:t>
-      </w:r>
-      <w:r>
-        <w:t xml:space="preserve"> </w:t>
-      </w:r>
-      <w:r>
-        <w:t xml:space="preserve">artwork, which resets its budget. The cursor-only pagination also</w:t>
-      </w:r>
-      <w:r>
-        <w:t xml:space="preserve"> </w:t>
-      </w:r>
-      <w:r>
-        <w:t xml:space="preserve">means the</w:t>
+        <w:t xml:space="preserve">tombstoned and skipped until a future refresh re-lists the artwork,</w:t>
+      </w:r>
+      <w:r>
+        <w:t xml:space="preserve"> </w:t>
+      </w:r>
+      <w:r>
+        <w:t xml:space="preserve">which resets its budget. The cursor-only pagination also means the</w:t>
       </w:r>
       <w:r>
         <w:t xml:space="preserve"> </w:t>
@@ -2028,25 +2126,25 @@
         <w:t xml:space="preserve"> </w:t>
       </w:r>
       <w:r>
-        <w:t xml:space="preserve">primitive is emulated: the client reads</w:t>
-      </w:r>
-      <w:r>
-        <w:t xml:space="preserve"> </w:t>
-      </w:r>
-      <w:r>
-        <w:t xml:space="preserve">the total from the stream’s metadata, wraps the offset into range,</w:t>
-      </w:r>
-      <w:r>
-        <w:t xml:space="preserve"> </w:t>
-      </w:r>
-      <w:r>
-        <w:t xml:space="preserve">and pays ⌈N/100⌉ throwaway page fetches to reach it. Every cost in</w:t>
-      </w:r>
-      <w:r>
-        <w:t xml:space="preserve"> </w:t>
-      </w:r>
-      <w:r>
-        <w:t xml:space="preserve">this paragraph is the honest price of the standards-based path, and</w:t>
+        <w:t xml:space="preserve">primitive is emulated: the client reads the total</w:t>
+      </w:r>
+      <w:r>
+        <w:t xml:space="preserve"> </w:t>
+      </w:r>
+      <w:r>
+        <w:t xml:space="preserve">from the stream’s metadata, wraps the offset into range, and pays</w:t>
+      </w:r>
+      <w:r>
+        <w:t xml:space="preserve"> </w:t>
+      </w:r>
+      <w:r>
+        <w:t xml:space="preserve">⌈N/100⌉ throwaway page fetches to reach it. Every cost in this</w:t>
+      </w:r>
+      <w:r>
+        <w:t xml:space="preserve"> </w:t>
+      </w:r>
+      <w:r>
+        <w:t xml:space="preserve">paragraph is the honest price of the standards-based path, and</w:t>
       </w:r>
       <w:r>
         <w:t xml:space="preserve"> </w:t>
@@ -2106,7 +2204,13 @@
         <w:t xml:space="preserve"> </w:t>
       </w:r>
       <w:r>
-        <w:t xml:space="preserve">Rijksmuseum’s table of contents wherever it goes.</w:t>
+        <w:t xml:space="preserve">Rijksmuseum’s table of contents wherever it goes, because of CORS</w:t>
+      </w:r>
+      <w:r>
+        <w:t xml:space="preserve"> </w:t>
+      </w:r>
+      <w:r>
+        <w:t xml:space="preserve">headers.</w:t>
       </w:r>
     </w:p>
     <w:bookmarkEnd w:id="16"/>
@@ -2191,28 +2295,40 @@
         <w:t xml:space="preserve"> </w:t>
       </w:r>
       <w:r>
-        <w:t xml:space="preserve">identify yourself (</w:t>
+        <w:t xml:space="preserve">identify yourself — p3a sends</w:t>
+      </w:r>
+      <w:r>
+        <w:t xml:space="preserve"> </w:t>
       </w:r>
       <w:r>
         <w:rPr>
           <w:rStyle w:val="VerbatimChar"/>
         </w:rPr>
-        <w:t xml:space="preserve">p3a/{version}</w:t>
-      </w:r>
-      <w:r>
-        <w:t xml:space="preserve">, with a contact email), which is</w:t>
-      </w:r>
-      <w:r>
-        <w:t xml:space="preserve"> </w:t>
-      </w:r>
-      <w:r>
-        <w:t xml:space="preserve">exactly what a WAF wants of a well-behaved bot. The lesson</w:t>
-      </w:r>
-      <w:r>
-        <w:t xml:space="preserve"> </w:t>
-      </w:r>
-      <w:r>
-        <w:t xml:space="preserve">generalizes; the diagnosis, at 2 a.m., did not feel general.</w:t>
+        <w:t xml:space="preserve">p3a/{version} (pub@kury.dev)</w:t>
+      </w:r>
+      <w:r>
+        <w:t xml:space="preserve"> </w:t>
+      </w:r>
+      <w:r>
+        <w:t xml:space="preserve">— which</w:t>
+      </w:r>
+      <w:r>
+        <w:t xml:space="preserve"> </w:t>
+      </w:r>
+      <w:r>
+        <w:t xml:space="preserve">is exactly what a WAF wants of a well-behaved bot. The lesson is</w:t>
+      </w:r>
+      <w:r>
+        <w:t xml:space="preserve"> </w:t>
+      </w:r>
+      <w:r>
+        <w:t xml:space="preserve">simple in hindsight; the diagnosis was not, because every signal</w:t>
+      </w:r>
+      <w:r>
+        <w:t xml:space="preserve"> </w:t>
+      </w:r>
+      <w:r>
+        <w:t xml:space="preserve">along the way insisted the request had succeeded.</w:t>
       </w:r>
     </w:p>
     <w:p>
@@ -2286,13 +2402,13 @@
         <w:t xml:space="preserve"> </w:t>
       </w:r>
       <w:r>
-        <w:t xml:space="preserve">to survive a single channel refresh, a fact the settings UI has to</w:t>
-      </w:r>
-      <w:r>
-        <w:t xml:space="preserve"> </w:t>
-      </w:r>
-      <w:r>
-        <w:t xml:space="preserve">explain to users.</w:t>
+        <w:t xml:space="preserve">to survive a single channel refresh, a fact the settings UI explains</w:t>
+      </w:r>
+      <w:r>
+        <w:t xml:space="preserve"> </w:t>
+      </w:r>
+      <w:r>
+        <w:t xml:space="preserve">to users.</w:t>
       </w:r>
     </w:p>
     <w:bookmarkEnd w:id="17"/>
@@ -2320,13 +2436,13 @@
         <w:t xml:space="preserve"> </w:t>
       </w:r>
       <w:r>
-        <w:t xml:space="preserve">taught the value of reading query parameters</w:t>
-      </w:r>
-      <w:r>
-        <w:t xml:space="preserve"> </w:t>
-      </w:r>
-      <w:r>
-        <w:t xml:space="preserve">as load-bearing: without</w:t>
+        <w:t xml:space="preserve">taught the value of reading query parameters:</w:t>
+      </w:r>
+      <w:r>
+        <w:t xml:space="preserve"> </w:t>
+      </w:r>
+      <w:r>
+        <w:t xml:space="preserve">without</w:t>
       </w:r>
       <w:r>
         <w:t xml:space="preserve"> </w:t>
@@ -2338,13 +2454,13 @@
         <w:t xml:space="preserve">q=imagepermissionlevel:0</w:t>
       </w:r>
       <w:r>
-        <w:t xml:space="preserve">, roughly half of</w:t>
-      </w:r>
-      <w:r>
-        <w:t xml:space="preserve"> </w:t>
-      </w:r>
-      <w:r>
-        <w:t xml:space="preserve">the records flagged</w:t>
+        <w:t xml:space="preserve">, roughly half of the records</w:t>
+      </w:r>
+      <w:r>
+        <w:t xml:space="preserve"> </w:t>
+      </w:r>
+      <w:r>
+        <w:t xml:space="preserve">flagged</w:t>
       </w:r>
       <w:r>
         <w:t xml:space="preserve"> </w:t>
@@ -2356,13 +2472,19 @@
         <w:t xml:space="preserve"> </w:t>
       </w:r>
       <w:r>
-        <w:t xml:space="preserve">arrive without a usable image URL —</w:t>
-      </w:r>
-      <w:r>
-        <w:t xml:space="preserve"> </w:t>
-      </w:r>
-      <w:r>
-        <w:t xml:space="preserve">permission-restricted at a layer the</w:t>
+        <w:t xml:space="preserve">arrive without a usable image URL (measured while</w:t>
+      </w:r>
+      <w:r>
+        <w:t xml:space="preserve"> </w:t>
+      </w:r>
+      <w:r>
+        <w:t xml:space="preserve">verifying this article: 57 of the first 100 such records; with the</w:t>
+      </w:r>
+      <w:r>
+        <w:t xml:space="preserve"> </w:t>
+      </w:r>
+      <w:r>
+        <w:t xml:space="preserve">gate, none); the missing half is permission-restricted at a layer the</w:t>
       </w:r>
       <w:r>
         <w:t xml:space="preserve"> </w:t>
@@ -2377,13 +2499,7 @@
         <w:t xml:space="preserve"> </w:t>
       </w:r>
       <w:r>
-        <w:t xml:space="preserve">flag does not see.</w:t>
-      </w:r>
-      <w:r>
-        <w:t xml:space="preserve"> </w:t>
-      </w:r>
-      <w:r>
-        <w:t xml:space="preserve">Harvard’s image</w:t>
+        <w:t xml:space="preserve">flag does not see. Harvard’s image</w:t>
       </w:r>
       <w:r>
         <w:t xml:space="preserve"> </w:t>
@@ -2392,19 +2508,19 @@
         <w:t xml:space="preserve">“server”</w:t>
       </w:r>
       <w:r>
-        <w:t xml:space="preserve">, meanwhile, is a URN resolver: the stored</w:t>
-      </w:r>
-      <w:r>
-        <w:t xml:space="preserve"> </w:t>
-      </w:r>
-      <w:r>
-        <w:t xml:space="preserve">identifier is a URN, the IIIF path is appended to it, and a 303</w:t>
-      </w:r>
-      <w:r>
-        <w:t xml:space="preserve"> </w:t>
-      </w:r>
-      <w:r>
-        <w:t xml:space="preserve">redirect lands on the actual image host.</w:t>
+        <w:t xml:space="preserve">, meanwhile, is</w:t>
+      </w:r>
+      <w:r>
+        <w:t xml:space="preserve"> </w:t>
+      </w:r>
+      <w:r>
+        <w:t xml:space="preserve">a URN resolver: the stored identifier is a URN, the IIIF path is</w:t>
+      </w:r>
+      <w:r>
+        <w:t xml:space="preserve"> </w:t>
+      </w:r>
+      <w:r>
+        <w:t xml:space="preserve">appended to it, and a 303 redirect lands on the actual image host.</w:t>
       </w:r>
     </w:p>
     <w:p>
@@ -2467,13 +2583,7 @@
         <w:t xml:space="preserve"> </w:t>
       </w:r>
       <w:r>
-        <w:t xml:space="preserve">become channels — a standards observation (stable short identifiers</w:t>
-      </w:r>
-      <w:r>
-        <w:t xml:space="preserve"> </w:t>
-      </w:r>
-      <w:r>
-        <w:t xml:space="preserve">are a kindness) delivered by a struct.</w:t>
+        <w:t xml:space="preserve">become channels.</w:t>
       </w:r>
     </w:p>
     <w:p>
@@ -2497,7 +2607,7 @@
         <w:t xml:space="preserve"> </w:t>
       </w:r>
       <w:r>
-        <w:t xml:space="preserve">true offset pagination, anonymous, clean JSON — with one perfect</w:t>
+        <w:t xml:space="preserve">true offset pagination, anonymous, clean JSON, with one perfect</w:t>
       </w:r>
       <w:r>
         <w:t xml:space="preserve"> </w:t>
@@ -2528,7 +2638,7 @@
         <w:t xml:space="preserve"> </w:t>
       </w:r>
       <w:r>
-        <w:t xml:space="preserve">WebP, and returns</w:t>
+        <w:t xml:space="preserve">WebP and returns</w:t>
       </w:r>
       <w:r>
         <w:t xml:space="preserve"> </w:t>
@@ -2546,19 +2656,19 @@
         <w:t xml:space="preserve"> </w:t>
       </w:r>
       <w:r>
-        <w:t xml:space="preserve">(Its search API also returns empty results if asked to trim response</w:t>
-      </w:r>
-      <w:r>
-        <w:t xml:space="preserve"> </w:t>
-      </w:r>
-      <w:r>
-        <w:t xml:space="preserve">fields, so its metadata-rich pages must be swallowed whole — 512 KB</w:t>
-      </w:r>
-      <w:r>
-        <w:t xml:space="preserve"> </w:t>
-      </w:r>
-      <w:r>
-        <w:t xml:space="preserve">of buffer for fifty artworks.)</w:t>
+        <w:t xml:space="preserve">Its search API also returns empty results if asked to trim response</w:t>
+      </w:r>
+      <w:r>
+        <w:t xml:space="preserve"> </w:t>
+      </w:r>
+      <w:r>
+        <w:t xml:space="preserve">fields, so its metadata-rich pages must be swallowed whole (512 KB of</w:t>
+      </w:r>
+      <w:r>
+        <w:t xml:space="preserve"> </w:t>
+      </w:r>
+      <w:r>
+        <w:t xml:space="preserve">buffer for fifty artworks).</w:t>
       </w:r>
     </w:p>
     <w:p>
@@ -2576,13 +2686,13 @@
         <w:t xml:space="preserve"> </w:t>
       </w:r>
       <w:r>
-        <w:t xml:space="preserve">mostly just works — the shortest</w:t>
-      </w:r>
-      <w:r>
-        <w:t xml:space="preserve"> </w:t>
-      </w:r>
-      <w:r>
-        <w:t xml:space="preserve">adapter — but computes</w:t>
+        <w:t xml:space="preserve">is the shortest adapter and mostly</w:t>
+      </w:r>
+      <w:r>
+        <w:t xml:space="preserve"> </w:t>
+      </w:r>
+      <w:r>
+        <w:t xml:space="preserve">just works, but computes</w:t>
       </w:r>
       <w:r>
         <w:t xml:space="preserve"> </w:t>
@@ -2603,19 +2713,37 @@
         <w:t xml:space="preserve"> </w:t>
       </w:r>
       <w:r>
-        <w:t xml:space="preserve">has-images filter is applied, so the browse layer enumerates that</w:t>
-      </w:r>
-      <w:r>
-        <w:t xml:space="preserve"> </w:t>
-      </w:r>
-      <w:r>
-        <w:t xml:space="preserve">facet unfiltered and re-probes each term individually to recover</w:t>
-      </w:r>
-      <w:r>
-        <w:t xml:space="preserve"> </w:t>
-      </w:r>
-      <w:r>
-        <w:t xml:space="preserve">honest counts.</w:t>
+        <w:t xml:space="preserve">has-images filter is applied, so the browse UI enumerates that facet</w:t>
+      </w:r>
+      <w:r>
+        <w:t xml:space="preserve"> </w:t>
+      </w:r>
+      <w:r>
+        <w:t xml:space="preserve">unfiltered and then re-probes each term with the filter to recover</w:t>
+      </w:r>
+      <w:r>
+        <w:t xml:space="preserve"> </w:t>
+      </w:r>
+      <w:r>
+        <w:t xml:space="preserve">honest counts — a browser-side, browse-time-only probe (it runs when</w:t>
+      </w:r>
+      <w:r>
+        <w:t xml:space="preserve"> </w:t>
+      </w:r>
+      <w:r>
+        <w:t xml:space="preserve">the user opens the venue axis in the browse modal, at most once per</w:t>
+      </w:r>
+      <w:r>
+        <w:t xml:space="preserve"> </w:t>
+      </w:r>
+      <w:r>
+        <w:t xml:space="preserve">session, six requests at a time across a few dozen terms; the</w:t>
+      </w:r>
+      <w:r>
+        <w:t xml:space="preserve"> </w:t>
+      </w:r>
+      <w:r>
+        <w:t xml:space="preserve">device’s refresh path never does this).</w:t>
       </w:r>
     </w:p>
     <w:p>
@@ -2654,7 +2782,7 @@
         <w:t xml:space="preserve"> </w:t>
       </w:r>
       <w:r>
-        <w:t xml:space="preserve">APIs, and the client pays for each difference — in code, in buffer</w:t>
+        <w:t xml:space="preserve">APIs, and the client pays for each difference in code, in buffer</w:t>
       </w:r>
       <w:r>
         <w:t xml:space="preserve"> </w:t>
@@ -2751,7 +2879,13 @@
         <w:t xml:space="preserve"> </w:t>
       </w:r>
       <w:r>
-        <w:t xml:space="preserve">(2026-08-07). The answer is a confident no, on three independent</w:t>
+        <w:t xml:space="preserve">(2026-08-07; the failure cases re-verified 2026-08-09, Harvard’s with</w:t>
+      </w:r>
+      <w:r>
+        <w:t xml:space="preserve"> </w:t>
+      </w:r>
+      <w:r>
+        <w:t xml:space="preserve">a valid API key). The answer is a confident no, on three independent</w:t>
       </w:r>
       <w:r>
         <w:t xml:space="preserve"> </w:t>
@@ -2781,7 +2915,7 @@
         <w:t xml:space="preserve"> </w:t>
       </w:r>
       <w:r>
-        <w:t xml:space="preserve">machine-discoverable IIIF Collection document — and both broke at</w:t>
+        <w:t xml:space="preserve">machine-discoverable IIIF Collection document, and both broke at</w:t>
       </w:r>
       <w:r>
         <w:t xml:space="preserve"> </w:t>
@@ -2812,19 +2946,40 @@
         <w:t xml:space="preserve"> </w:t>
       </w:r>
       <w:r>
-        <w:t xml:space="preserve">HTTP 500. Wellcome — the strongest adopter, with a handsome top-level</w:t>
-      </w:r>
-      <w:r>
-        <w:t xml:space="preserve"> </w:t>
-      </w:r>
-      <w:r>
-        <w:t xml:space="preserve">tree that even materializes facet axes as sub-collections — returned</w:t>
-      </w:r>
-      <w:r>
-        <w:t xml:space="preserve"> </w:t>
-      </w:r>
-      <w:r>
-        <w:t xml:space="preserve">503 for both facet children I probed. Chicago’s</w:t>
+        <w:t xml:space="preserve">HTTP 500 — identically with and without a valid API key, on probes</w:t>
+      </w:r>
+      <w:r>
+        <w:t xml:space="preserve"> </w:t>
+      </w:r>
+      <w:r>
+        <w:t xml:space="preserve">two days apart. Wellcome — the strongest adopter, with a handsome</w:t>
+      </w:r>
+      <w:r>
+        <w:t xml:space="preserve"> </w:t>
+      </w:r>
+      <w:r>
+        <w:t xml:space="preserve">top-level tree that even materializes facet axes as sub-collections —</w:t>
+      </w:r>
+      <w:r>
+        <w:t xml:space="preserve"> </w:t>
+      </w:r>
+      <w:r>
+        <w:t xml:space="preserve">returned 503 for both facet children on both probe dates, each</w:t>
+      </w:r>
+      <w:r>
+        <w:t xml:space="preserve"> </w:t>
+      </w:r>
+      <w:r>
+        <w:t xml:space="preserve">response describing itself as</w:t>
+      </w:r>
+      <w:r>
+        <w:t xml:space="preserve"> </w:t>
+      </w:r>
+      <w:r>
+        <w:t xml:space="preserve">“temporarily unavailable”</w:t>
+      </w:r>
+      <w:r>
+        <w:t xml:space="preserve">. Chicago’s</w:t>
       </w:r>
       <w:r>
         <w:t xml:space="preserve"> </w:t>
@@ -2839,7 +2994,13 @@
         <w:t xml:space="preserve"> </w:t>
       </w:r>
       <w:r>
-        <w:t xml:space="preserve">URL is parsed by its image server as an image named</w:t>
+        <w:t xml:space="preserve">URL is parsed by its image server as an image</w:t>
+      </w:r>
+      <w:r>
+        <w:t xml:space="preserve"> </w:t>
+      </w:r>
+      <w:r>
+        <w:t xml:space="preserve">named</w:t>
       </w:r>
       <w:r>
         <w:t xml:space="preserve"> </w:t>
@@ -2866,25 +3027,25 @@
         <w:t xml:space="preserve"> </w:t>
       </w:r>
       <w:r>
-        <w:t xml:space="preserve">that does not exist); the V&amp;A’s</w:t>
-      </w:r>
-      <w:r>
-        <w:t xml:space="preserve"> </w:t>
-      </w:r>
-      <w:r>
-        <w:t xml:space="preserve">manifest host has no collection surface; SMK advertises none; the</w:t>
-      </w:r>
-      <w:r>
-        <w:t xml:space="preserve"> </w:t>
-      </w:r>
-      <w:r>
-        <w:t xml:space="preserve">Smithsonian’s documentation does not mention Presentation at all.</w:t>
-      </w:r>
-      <w:r>
-        <w:t xml:space="preserve"> </w:t>
-      </w:r>
-      <w:r>
-        <w:t xml:space="preserve">Six of seven do serve lovely per-artwork</w:t>
+        <w:t xml:space="preserve">that does not</w:t>
+      </w:r>
+      <w:r>
+        <w:t xml:space="preserve"> </w:t>
+      </w:r>
+      <w:r>
+        <w:t xml:space="preserve">exist); the V&amp;A’s manifest host has no collection surface; SMK</w:t>
+      </w:r>
+      <w:r>
+        <w:t xml:space="preserve"> </w:t>
+      </w:r>
+      <w:r>
+        <w:t xml:space="preserve">advertises none; the Smithsonian’s documentation does not mention</w:t>
+      </w:r>
+      <w:r>
+        <w:t xml:space="preserve"> </w:t>
+      </w:r>
+      <w:r>
+        <w:t xml:space="preserve">Presentation at all. Six of seven do serve lovely per-artwork</w:t>
       </w:r>
       <w:r>
         <w:t xml:space="preserve"> </w:t>
@@ -2897,22 +3058,19 @@
         <w:t xml:space="preserve">manifests</w:t>
       </w:r>
       <w:r>
-        <w:t xml:space="preserve"> </w:t>
-      </w:r>
-      <w:r>
-        <w:t xml:space="preserve">— but a manifest</w:t>
-      </w:r>
-      <w:r>
-        <w:t xml:space="preserve"> </w:t>
-      </w:r>
-      <w:r>
-        <w:t xml:space="preserve">is addressed by an object id that only the search API can supply, so</w:t>
-      </w:r>
-      <w:r>
-        <w:t xml:space="preserve"> </w:t>
-      </w:r>
-      <w:r>
-        <w:t xml:space="preserve">manifests presuppose discovery rather than provide it.</w:t>
+        <w:t xml:space="preserve">, but a manifest is addressed by an object id that only</w:t>
+      </w:r>
+      <w:r>
+        <w:t xml:space="preserve"> </w:t>
+      </w:r>
+      <w:r>
+        <w:t xml:space="preserve">the search API can supply, so manifests presuppose discovery rather</w:t>
+      </w:r>
+      <w:r>
+        <w:t xml:space="preserve"> </w:t>
+      </w:r>
+      <w:r>
+        <w:t xml:space="preserve">than provide it.</w:t>
       </w:r>
     </w:p>
     <w:p>
@@ -3045,7 +3203,7 @@
         <w:t xml:space="preserve"> </w:t>
       </w:r>
       <w:r>
-        <w:t xml:space="preserve">institution’s index, queryable in place — which is exactly what every</w:t>
+        <w:t xml:space="preserve">institution’s index, queryable in place, which is exactly what every</w:t>
       </w:r>
       <w:r>
         <w:t xml:space="preserve"> </w:t>
@@ -3159,25 +3317,25 @@
         <w:t xml:space="preserve"> </w:t>
       </w:r>
       <w:r>
-        <w:t xml:space="preserve">offset emulation, and three extra fetches per artwork. Reader, the</w:t>
-      </w:r>
-      <w:r>
-        <w:t xml:space="preserve"> </w:t>
-      </w:r>
-      <w:r>
-        <w:t xml:space="preserve">conclusion I did not expect to reach: p3a’s split — bespoke search</w:t>
-      </w:r>
-      <w:r>
-        <w:t xml:space="preserve"> </w:t>
-      </w:r>
-      <w:r>
-        <w:t xml:space="preserve">API for discovery, IIIF for pixels — is not a pragmatic betrayal of</w:t>
-      </w:r>
-      <w:r>
-        <w:t xml:space="preserve"> </w:t>
-      </w:r>
-      <w:r>
-        <w:t xml:space="preserve">the standard. It is the division of labor the IIIF specifications</w:t>
+        <w:t xml:space="preserve">offset emulation, and three extra fetches per artwork. The conclusion</w:t>
+      </w:r>
+      <w:r>
+        <w:t xml:space="preserve"> </w:t>
+      </w:r>
+      <w:r>
+        <w:t xml:space="preserve">I did not expect to reach: p3a’s split (bespoke search API for</w:t>
+      </w:r>
+      <w:r>
+        <w:t xml:space="preserve"> </w:t>
+      </w:r>
+      <w:r>
+        <w:t xml:space="preserve">discovery, IIIF for pixels) is not a pragmatic betrayal of the</w:t>
+      </w:r>
+      <w:r>
+        <w:t xml:space="preserve"> </w:t>
+      </w:r>
+      <w:r>
+        <w:t xml:space="preserve">standard. It is the division of labor the IIIF specifications</w:t>
       </w:r>
       <w:r>
         <w:t xml:space="preserve"> </w:t>
@@ -3219,13 +3377,13 @@
         <w:t xml:space="preserve"> </w:t>
       </w:r>
       <w:r>
-        <w:t xml:space="preserve">IIIF community, and — as the adoption findings above suggest —</w:t>
-      </w:r>
-      <w:r>
-        <w:t xml:space="preserve"> </w:t>
-      </w:r>
-      <w:r>
-        <w:t xml:space="preserve">unlikely to be closed by Presentation Collections as they stand.</w:t>
+        <w:t xml:space="preserve">IIIF community, and, as the adoption findings above suggest, unlikely</w:t>
+      </w:r>
+      <w:r>
+        <w:t xml:space="preserve"> </w:t>
+      </w:r>
+      <w:r>
+        <w:t xml:space="preserve">to be closed by Presentation Collections as they stand.</w:t>
       </w:r>
     </w:p>
     <w:bookmarkEnd w:id="20"/>
@@ -3412,7 +3570,7 @@
         <w:t xml:space="preserve"> </w:t>
       </w:r>
       <w:r>
-        <w:t xml:space="preserve">device share one public IP — and museum rate limits are per-IP. The</w:t>
+        <w:t xml:space="preserve">device share one public IP and museum rate limits are per-IP. The</w:t>
       </w:r>
       <w:r>
         <w:t xml:space="preserve"> </w:t>
@@ -3457,19 +3615,7 @@
         <w:t xml:space="preserve"> </w:t>
       </w:r>
       <w:r>
-        <w:t xml:space="preserve">turn. Without this, the user browsing Chicago’s departments on a</w:t>
-      </w:r>
-      <w:r>
-        <w:t xml:space="preserve"> </w:t>
-      </w:r>
-      <w:r>
-        <w:t xml:space="preserve">phone would silently spend the refresh budget of the frame on the</w:t>
-      </w:r>
-      <w:r>
-        <w:t xml:space="preserve"> </w:t>
-      </w:r>
-      <w:r>
-        <w:t xml:space="preserve">shelf beside them.</w:t>
+        <w:t xml:space="preserve">turn.</w:t>
       </w:r>
     </w:p>
     <w:p>
@@ -3499,67 +3645,25 @@
         <w:t xml:space="preserve"> </w:t>
       </w:r>
       <w:r>
-        <w:t xml:space="preserve">concurrency; the whole device allows itself two TLS connections. A</w:t>
-      </w:r>
-      <w:r>
-        <w:t xml:space="preserve"> </w:t>
-      </w:r>
-      <w:r>
-        <w:t xml:space="preserve">full channel refresh costs roughly 41–82 API calls against daily</w:t>
-      </w:r>
-      <w:r>
-        <w:t xml:space="preserve"> </w:t>
-      </w:r>
-      <w:r>
-        <w:t xml:space="preserve">quotas of 1,000–2,500 where quotas exist — and runs every four days.</w:t>
-      </w:r>
-    </w:p>
-    <w:p>
-      <w:pPr>
-        <w:pStyle w:val="BodyText"/>
-      </w:pPr>
-      <w:r>
-        <w:t xml:space="preserve">In candor, one designed mechanism was never built: a defensive</w:t>
-      </w:r>
-      <w:r>
-        <w:t xml:space="preserve"> </w:t>
-      </w:r>
-      <w:r>
-        <w:t xml:space="preserve">cooldown after repeated</w:t>
-      </w:r>
-      <w:r>
-        <w:t xml:space="preserve"> </w:t>
-      </w:r>
-      <w:r>
-        <w:rPr>
-          <w:i/>
-          <w:iCs/>
-        </w:rPr>
-        <w:t xml:space="preserve">connection</w:t>
-      </w:r>
-      <w:r>
-        <w:t xml:space="preserve"> </w:t>
-      </w:r>
-      <w:r>
-        <w:t xml:space="preserve">failures (as opposed to 429s)</w:t>
-      </w:r>
-      <w:r>
-        <w:t xml:space="preserve"> </w:t>
-      </w:r>
-      <w:r>
-        <w:t xml:space="preserve">exists in p3a’s design document and nowhere in its code. Every system</w:t>
-      </w:r>
-      <w:r>
-        <w:t xml:space="preserve"> </w:t>
-      </w:r>
-      <w:r>
-        <w:t xml:space="preserve">carries a to-do list; articles that pretend otherwise are resented by</w:t>
-      </w:r>
-      <w:r>
-        <w:t xml:space="preserve"> </w:t>
-      </w:r>
-      <w:r>
-        <w:t xml:space="preserve">their own authors within the year.</w:t>
+        <w:t xml:space="preserve">concurrency; the whole device allows itself two TLS connections at</w:t>
+      </w:r>
+      <w:r>
+        <w:t xml:space="preserve"> </w:t>
+      </w:r>
+      <w:r>
+        <w:t xml:space="preserve">the same time. A full channel refresh costs roughly 41–82 API calls</w:t>
+      </w:r>
+      <w:r>
+        <w:t xml:space="preserve"> </w:t>
+      </w:r>
+      <w:r>
+        <w:t xml:space="preserve">against daily quotas of 1,000–2,500 where quotas exist, and runs</w:t>
+      </w:r>
+      <w:r>
+        <w:t xml:space="preserve"> </w:t>
+      </w:r>
+      <w:r>
+        <w:t xml:space="preserve">every four days.</w:t>
       </w:r>
     </w:p>
     <w:p>
@@ -3731,25 +3835,37 @@
         <w:t xml:space="preserve"> </w:t>
       </w:r>
       <w:r>
-        <w:t xml:space="preserve">image identifier. There is something clarifying about a budget this</w:t>
-      </w:r>
-      <w:r>
-        <w:t xml:space="preserve"> </w:t>
-      </w:r>
-      <w:r>
-        <w:t xml:space="preserve">tight — it converts vague API preferences into sharp, testable</w:t>
-      </w:r>
-      <w:r>
-        <w:t xml:space="preserve"> </w:t>
-      </w:r>
-      <w:r>
-        <w:t xml:space="preserve">requirements, and I offer the conversions as data points from the</w:t>
-      </w:r>
-      <w:r>
-        <w:t xml:space="preserve"> </w:t>
-      </w:r>
-      <w:r>
-        <w:t xml:space="preserve">small end of the client spectrum:</w:t>
+        <w:t xml:space="preserve">image identifier. This budget directly translates into how many</w:t>
+      </w:r>
+      <w:r>
+        <w:t xml:space="preserve"> </w:t>
+      </w:r>
+      <w:r>
+        <w:t xml:space="preserve">artworks the device can rotate simultaneously (by design, p3a is</w:t>
+      </w:r>
+      <w:r>
+        <w:t xml:space="preserve"> </w:t>
+      </w:r>
+      <w:r>
+        <w:t xml:space="preserve">limited to playing 64 channels with 4,096 artworks each). There is</w:t>
+      </w:r>
+      <w:r>
+        <w:t xml:space="preserve"> </w:t>
+      </w:r>
+      <w:r>
+        <w:t xml:space="preserve">something clarifying about a budget this tight: it converts vague API</w:t>
+      </w:r>
+      <w:r>
+        <w:t xml:space="preserve"> </w:t>
+      </w:r>
+      <w:r>
+        <w:t xml:space="preserve">preferences into sharp, testable requirements, and I offer the</w:t>
+      </w:r>
+      <w:r>
+        <w:t xml:space="preserve"> </w:t>
+      </w:r>
+      <w:r>
+        <w:t xml:space="preserve">conversions as data points from the small end of the client spectrum:</w:t>
       </w:r>
     </w:p>
     <w:p>
@@ -3853,13 +3969,31 @@
         <w:t xml:space="preserve"> </w:t>
       </w:r>
       <w:r>
-        <w:t xml:space="preserve">firmware updates, cache rebuilds, and re-listings; identifiers</w:t>
-      </w:r>
-      <w:r>
-        <w:t xml:space="preserve"> </w:t>
-      </w:r>
-      <w:r>
-        <w:t xml:space="preserve">that drift orphan their own files.</w:t>
+        <w:t xml:space="preserve">firmware updates, cache rebuilds, and re-listings; an identifier</w:t>
+      </w:r>
+      <w:r>
+        <w:t xml:space="preserve"> </w:t>
+      </w:r>
+      <w:r>
+        <w:t xml:space="preserve">that drifts reads as a deletion plus a brand-new artwork — the old</w:t>
+      </w:r>
+      <w:r>
+        <w:t xml:space="preserve"> </w:t>
+      </w:r>
+      <w:r>
+        <w:t xml:space="preserve">record is evicted, the image is re-downloaded under the new id,</w:t>
+      </w:r>
+      <w:r>
+        <w:t xml:space="preserve"> </w:t>
+      </w:r>
+      <w:r>
+        <w:t xml:space="preserve">and the old file sits unreferenced on the card until age-based</w:t>
+      </w:r>
+      <w:r>
+        <w:t xml:space="preserve"> </w:t>
+      </w:r>
+      <w:r>
+        <w:t xml:space="preserve">cleanup collects it.</w:t>
       </w:r>
     </w:p>
     <w:p>
@@ -3938,7 +4072,7 @@
         <w:t xml:space="preserve"> </w:t>
       </w:r>
       <w:r>
-        <w:t xml:space="preserve">ends up doing two jobs; the second job is where the bugs live.</w:t>
+        <w:t xml:space="preserve">ends up doing two jobs.</w:t>
       </w:r>
     </w:p>
     <w:p>
@@ -3984,7 +4118,19 @@
         <w:t xml:space="preserve"> </w:t>
       </w:r>
       <w:r>
-        <w:t xml:space="preserve">refresh.</w:t>
+        <w:t xml:space="preserve">refresh. Furthermore, not all RAM in the ESP32-P4 device is equal,</w:t>
+      </w:r>
+      <w:r>
+        <w:t xml:space="preserve"> </w:t>
+      </w:r>
+      <w:r>
+        <w:t xml:space="preserve">and at times parts of the computations can only be done using</w:t>
+      </w:r>
+      <w:r>
+        <w:t xml:space="preserve"> </w:t>
+      </w:r>
+      <w:r>
+        <w:t xml:space="preserve">internal SRAM (768 KB) as opposed to PSRAM (32 MB).</w:t>
       </w:r>
     </w:p>
     <w:p>
@@ -4028,7 +4174,7 @@
         <w:pStyle w:val="FirstParagraph"/>
       </w:pPr>
       <w:r>
-        <w:t xml:space="preserve">Distilled from seven integrations, a short generic checklist — every</w:t>
+        <w:t xml:space="preserve">Distilled from seven integrations, a short generic checklist. Every</w:t>
       </w:r>
       <w:r>
         <w:t xml:space="preserve"> </w:t>
@@ -4040,7 +4186,7 @@
         <w:t xml:space="preserve"> </w:t>
       </w:r>
       <w:r>
-        <w:t xml:space="preserve">is curation, not invention:</w:t>
+        <w:t xml:space="preserve">is curation not invention:</w:t>
       </w:r>
     </w:p>
     <w:p>
@@ -4194,13 +4340,13 @@
           <w:b/>
           <w:bCs/>
         </w:rPr>
-        <w:t xml:space="preserve">on every 429</w:t>
-      </w:r>
-      <w:r>
-        <w:t xml:space="preserve"> </w:t>
-      </w:r>
-      <w:r>
-        <w:t xml:space="preserve">— clients that want to comply can</w:t>
+        <w:t xml:space="preserve">on every 429.</w:t>
+      </w:r>
+      <w:r>
+        <w:t xml:space="preserve"> </w:t>
+      </w:r>
+      <w:r>
+        <w:t xml:space="preserve">Clients that want to comply can</w:t>
       </w:r>
       <w:r>
         <w:t xml:space="preserve"> </w:t>
@@ -4250,13 +4396,13 @@
           <w:b/>
           <w:bCs/>
         </w:rPr>
-        <w:t xml:space="preserve">Advertise only what is served</w:t>
-      </w:r>
-      <w:r>
-        <w:t xml:space="preserve"> </w:t>
-      </w:r>
-      <w:r>
-        <w:t xml:space="preserve">— an</w:t>
+        <w:t xml:space="preserve">Advertise only what is served.</w:t>
+      </w:r>
+      <w:r>
+        <w:t xml:space="preserve"> </w:t>
+      </w:r>
+      <w:r>
+        <w:t xml:space="preserve">An</w:t>
       </w:r>
       <w:r>
         <w:t xml:space="preserve"> </w:t>
@@ -4293,13 +4439,13 @@
           <w:b/>
           <w:bCs/>
         </w:rPr>
-        <w:t xml:space="preserve">Document the sharp edges</w:t>
-      </w:r>
-      <w:r>
-        <w:t xml:space="preserve"> </w:t>
-      </w:r>
-      <w:r>
-        <w:t xml:space="preserve">— result-window caps, key-quota</w:t>
+        <w:t xml:space="preserve">Document the sharp edges.</w:t>
+      </w:r>
+      <w:r>
+        <w:t xml:space="preserve"> </w:t>
+      </w:r>
+      <w:r>
+        <w:t xml:space="preserve">Result-window caps, key-quota</w:t>
       </w:r>
       <w:r>
         <w:t xml:space="preserve"> </w:t>
@@ -4311,7 +4457,7 @@
         <w:t xml:space="preserve"> </w:t>
       </w:r>
       <w:r>
-        <w:t xml:space="preserve">article was learned by a device in someone’s home hitting it.</w:t>
+        <w:t xml:space="preserve">article was learned by trial and error.</w:t>
       </w:r>
     </w:p>
     <w:p>
@@ -4379,7 +4525,7 @@
         <w:t xml:space="preserve"> </w:t>
       </w:r>
       <w:r>
-        <w:t xml:space="preserve">raise the value of everything IIIF got right — the Image API’s</w:t>
+        <w:t xml:space="preserve">raise the value of everything IIIF got right. The Image API’s</w:t>
       </w:r>
       <w:r>
         <w:t xml:space="preserve"> </w:t>
@@ -4417,25 +4563,13 @@
         <w:t xml:space="preserve"> </w:t>
       </w:r>
       <w:r>
-        <w:t xml:space="preserve">microcontroller firmware has been described. I make the claim in its</w:t>
-      </w:r>
-      <w:r>
-        <w:t xml:space="preserve"> </w:t>
-      </w:r>
-      <w:r>
-        <w:t xml:space="preserve">weakest form and would genuinely welcome correction; establishing</w:t>
-      </w:r>
-      <w:r>
-        <w:t xml:space="preserve"> </w:t>
-      </w:r>
-      <w:r>
-        <w:t xml:space="preserve">prior art would be a contribution to this article’s subject, not a</w:t>
-      </w:r>
-      <w:r>
-        <w:t xml:space="preserve"> </w:t>
-      </w:r>
-      <w:r>
-        <w:t xml:space="preserve">blow to it.</w:t>
+        <w:t xml:space="preserve">microcontroller firmware has been described. I would welcome</w:t>
+      </w:r>
+      <w:r>
+        <w:t xml:space="preserve"> </w:t>
+      </w:r>
+      <w:r>
+        <w:t xml:space="preserve">correction.</w:t>
       </w:r>
     </w:p>
     <w:bookmarkEnd w:id="26"/>
@@ -4453,61 +4587,61 @@
         <w:pStyle w:val="FirstParagraph"/>
       </w:pPr>
       <w:r>
-        <w:t xml:space="preserve">The IIIF Image API kept a promise that standards rarely keep at this</w:t>
-      </w:r>
-      <w:r>
-        <w:t xml:space="preserve"> </w:t>
-      </w:r>
-      <w:r>
-        <w:t xml:space="preserve">scale: seven institutions, seven image stacks, one line of client</w:t>
-      </w:r>
-      <w:r>
-        <w:t xml:space="preserve"> </w:t>
-      </w:r>
-      <w:r>
-        <w:t xml:space="preserve">code. The discovery layer above it remains a per-museum negotiation —</w:t>
-      </w:r>
-      <w:r>
-        <w:t xml:space="preserve"> </w:t>
-      </w:r>
-      <w:r>
-        <w:t xml:space="preserve">not because museums ignored a standard, but because the standard</w:t>
-      </w:r>
-      <w:r>
-        <w:t xml:space="preserve"> </w:t>
-      </w:r>
-      <w:r>
-        <w:t xml:space="preserve">IIIF offers there is scoped for viewers and harvesters, not for</w:t>
-      </w:r>
-      <w:r>
-        <w:t xml:space="preserve"> </w:t>
-      </w:r>
-      <w:r>
-        <w:t xml:space="preserve">small clients asking small questions (</w:t>
-      </w:r>
-      <w:r>
-        <w:t xml:space="preserve">“what’s in this collection?</w:t>
-      </w:r>
-      <w:r>
-        <w:t xml:space="preserve"> </w:t>
-      </w:r>
-      <w:r>
-        <w:t xml:space="preserve">how many? give me 400–499”</w:t>
-      </w:r>
-      <w:r>
-        <w:t xml:space="preserve">). A $40 microcontroller turns out to be a</w:t>
-      </w:r>
-      <w:r>
-        <w:t xml:space="preserve"> </w:t>
-      </w:r>
-      <w:r>
-        <w:t xml:space="preserve">usefully honest instrument for measuring that gap: everything</w:t>
-      </w:r>
-      <w:r>
-        <w:t xml:space="preserve"> </w:t>
-      </w:r>
-      <w:r>
-        <w:t xml:space="preserve">implicit becomes a buffer size, a request count, or a byte.</w:t>
+        <w:t xml:space="preserve">The IIIF Image API kept a promise: seven institutions, seven image</w:t>
+      </w:r>
+      <w:r>
+        <w:t xml:space="preserve"> </w:t>
+      </w:r>
+      <w:r>
+        <w:t xml:space="preserve">stacks, one line of client code. The discovery layer above it remains</w:t>
+      </w:r>
+      <w:r>
+        <w:t xml:space="preserve"> </w:t>
+      </w:r>
+      <w:r>
+        <w:t xml:space="preserve">a per-museum negotiation, not because museums ignored a standard, but</w:t>
+      </w:r>
+      <w:r>
+        <w:t xml:space="preserve"> </w:t>
+      </w:r>
+      <w:r>
+        <w:t xml:space="preserve">because the standard IIIF offers there is scoped for viewers and</w:t>
+      </w:r>
+      <w:r>
+        <w:t xml:space="preserve"> </w:t>
+      </w:r>
+      <w:r>
+        <w:t xml:space="preserve">harvesters, not for small clients asking contained questions (</w:t>
+      </w:r>
+      <w:r>
+        <w:t xml:space="preserve">“what’s</w:t>
+      </w:r>
+      <w:r>
+        <w:t xml:space="preserve"> </w:t>
+      </w:r>
+      <w:r>
+        <w:t xml:space="preserve">in this particular collection? how many? give me items 400–499”</w:t>
+      </w:r>
+      <w:r>
+        <w:t xml:space="preserve">). A</w:t>
+      </w:r>
+      <w:r>
+        <w:t xml:space="preserve"> </w:t>
+      </w:r>
+      <w:r>
+        <w:t xml:space="preserve">$40 microcontroller turns out to be a usefully honest instrument for</w:t>
+      </w:r>
+      <w:r>
+        <w:t xml:space="preserve"> </w:t>
+      </w:r>
+      <w:r>
+        <w:t xml:space="preserve">measuring that gap: everything implicit becomes a buffer size, a</w:t>
+      </w:r>
+      <w:r>
+        <w:t xml:space="preserve"> </w:t>
+      </w:r>
+      <w:r>
+        <w:t xml:space="preserve">request count, or a byte.</w:t>
       </w:r>
     </w:p>
     <w:p>
@@ -4515,7 +4649,7 @@
         <w:pStyle w:val="BodyText"/>
       </w:pPr>
       <w:r>
-        <w:t xml:space="preserve">The frame on my desk is showing a Degas pastel it fetched from</w:t>
+        <w:t xml:space="preserve">The frame on my desk was showing a Degas pastel it fetched from</w:t>
       </w:r>
       <w:r>
         <w:t xml:space="preserve"> </w:t>
@@ -4527,31 +4661,25 @@
         <w:t xml:space="preserve"> </w:t>
       </w:r>
       <w:r>
-        <w:t xml:space="preserve">maintains so that anyone — apparently including a microcontroller —</w:t>
-      </w:r>
-      <w:r>
-        <w:t xml:space="preserve"> </w:t>
-      </w:r>
-      <w:r>
-        <w:t xml:space="preserve">can ask. Next on its roadmap is the Cleveland Museum of Art, whose</w:t>
-      </w:r>
-      <w:r>
-        <w:t xml:space="preserve"> </w:t>
-      </w:r>
-      <w:r>
-        <w:t xml:space="preserve">API ranks, by the measures developed here, friendlier than several</w:t>
-      </w:r>
-      <w:r>
-        <w:t xml:space="preserve"> </w:t>
-      </w:r>
-      <w:r>
-        <w:t xml:space="preserve">already shipped. The queue of museums worth thanking is not getting</w:t>
-      </w:r>
-      <w:r>
-        <w:t xml:space="preserve"> </w:t>
-      </w:r>
-      <w:r>
-        <w:t xml:space="preserve">shorter.</w:t>
+        <w:t xml:space="preserve">maintains so that anyone, apparently including a microcontroller, can</w:t>
+      </w:r>
+      <w:r>
+        <w:t xml:space="preserve"> </w:t>
+      </w:r>
+      <w:r>
+        <w:t xml:space="preserve">ask. Next on its roadmap is the Cleveland Museum of Art, whose API</w:t>
+      </w:r>
+      <w:r>
+        <w:t xml:space="preserve"> </w:t>
+      </w:r>
+      <w:r>
+        <w:t xml:space="preserve">ranks, by measures developed here, friendlier than some already</w:t>
+      </w:r>
+      <w:r>
+        <w:t xml:space="preserve"> </w:t>
+      </w:r>
+      <w:r>
+        <w:t xml:space="preserve">shipped. The queue of museums worth thanking is not getting shorter.</w:t>
       </w:r>
     </w:p>
     <w:bookmarkEnd w:id="27"/>
@@ -4569,13 +4697,13 @@
         <w:pStyle w:val="FirstParagraph"/>
       </w:pPr>
       <w:r>
-        <w:t xml:space="preserve">p3a is open source (Apache 2.0) at github.com/fabkury/p3a; the</w:t>
-      </w:r>
-      <w:r>
-        <w:t xml:space="preserve"> </w:t>
-      </w:r>
-      <w:r>
-        <w:t xml:space="preserve">seven adapters described here are in</w:t>
+        <w:t xml:space="preserve">p3a is open source (Apache 2.0) at https://github.com/fabkury/p3a;</w:t>
+      </w:r>
+      <w:r>
+        <w:t xml:space="preserve"> </w:t>
+      </w:r>
+      <w:r>
+        <w:t xml:space="preserve">the seven adapters described here are in</w:t>
       </w:r>
       <w:r>
         <w:t xml:space="preserve"> </w:t>
@@ -4593,7 +4721,7 @@
         <w:t xml:space="preserve"> </w:t>
       </w:r>
       <w:r>
-        <w:t xml:space="preserve">The project — and this article’s endpoint probes of 2026-08-07 —</w:t>
+        <w:t xml:space="preserve">The project — and this article’s endpoint probes of 2026-08-07/09 —</w:t>
       </w:r>
       <w:r>
         <w:t xml:space="preserve"> </w:t>
@@ -4623,31 +4751,37 @@
         <w:t xml:space="preserve"> </w:t>
       </w:r>
       <w:r>
-        <w:t xml:space="preserve">revised by the author, who verified the technical claims and takes</w:t>
-      </w:r>
-      <w:r>
-        <w:t xml:space="preserve"> </w:t>
-      </w:r>
-      <w:r>
-        <w:t xml:space="preserve">sole responsibility for the content. The author has no financial</w:t>
-      </w:r>
-      <w:r>
-        <w:t xml:space="preserve"> </w:t>
-      </w:r>
-      <w:r>
-        <w:t xml:space="preserve">interest in any product, service, or institution discussed; p3a and</w:t>
-      </w:r>
-      <w:r>
-        <w:t xml:space="preserve"> </w:t>
-      </w:r>
-      <w:r>
-        <w:t xml:space="preserve">Makapix Club are noncommercial open-source projects; the author has</w:t>
-      </w:r>
-      <w:r>
-        <w:t xml:space="preserve"> </w:t>
-      </w:r>
-      <w:r>
-        <w:t xml:space="preserve">no affiliation with Anthropic, Cursor, or any museum named.</w:t>
+        <w:t xml:space="preserve">fully revised by the author, who verified the technical claims and</w:t>
+      </w:r>
+      <w:r>
+        <w:t xml:space="preserve"> </w:t>
+      </w:r>
+      <w:r>
+        <w:t xml:space="preserve">takes sole responsibility for the content. The author has no</w:t>
+      </w:r>
+      <w:r>
+        <w:t xml:space="preserve"> </w:t>
+      </w:r>
+      <w:r>
+        <w:t xml:space="preserve">financial interest in any product, service, or institution discussed;</w:t>
+      </w:r>
+      <w:r>
+        <w:t xml:space="preserve"> </w:t>
+      </w:r>
+      <w:r>
+        <w:t xml:space="preserve">p3a and Makapix Club are noncommercial open-source projects; the</w:t>
+      </w:r>
+      <w:r>
+        <w:t xml:space="preserve"> </w:t>
+      </w:r>
+      <w:r>
+        <w:t xml:space="preserve">author has no affiliation with Anthropic, Cursor, or any museum</w:t>
+      </w:r>
+      <w:r>
+        <w:t xml:space="preserve"> </w:t>
+      </w:r>
+      <w:r>
+        <w:t xml:space="preserve">named.</w:t>
       </w:r>
     </w:p>
     <w:bookmarkEnd w:id="28"/>
@@ -4665,7 +4799,7 @@
         <w:pStyle w:val="FirstParagraph"/>
       </w:pPr>
       <w:r>
-        <w:t xml:space="preserve">Fabrício Kury (pub@kury.dev, github.com/fabkury) is a biomedical</w:t>
+        <w:t xml:space="preserve">Fabrício Kury (fab@kury.dev, github.com/fabkury) is a biomedical</w:t>
       </w:r>
       <w:r>
         <w:t xml:space="preserve"> </w:t>
